--- a/docs/秦宇-测试工程师.docx
+++ b/docs/秦宇-测试工程师.docx
@@ -77,7 +77,7 @@
           <w:color w:val="666666"/>
           <w:sz w:val="20"/>
         </w:rPr>
-        <w:t xml:space="preserve"> ｜ 本科 · 软件工程 · 1 年经验 ｜ 期望城市：</w:t>
+        <w:t xml:space="preserve"> ｜ 本科 · 软件工程 · 1 年+测试 / 测试开发经验 ｜ 期望城市：</w:t>
       </w:r>
       <w:r>
         <w:rPr>
@@ -94,23 +94,6 @@
           <w:color w:val="666666"/>
           <w:sz w:val="20"/>
         </w:rPr>
-        <w:t xml:space="preserve"> ｜ 期望薪资：</w:t>
-      </w:r>
-      <w:r>
-        <w:rPr>
-          <w:rFonts w:ascii="Calibri" w:hAnsi="Calibri" w:eastAsia="微软雅黑"/>
-          <w:b w:val="0"/>
-          <w:sz w:val="20"/>
-        </w:rPr>
-        <w:t>15-20K</w:t>
-      </w:r>
-      <w:r>
-        <w:rPr>
-          <w:rFonts w:ascii="Calibri" w:hAnsi="Calibri" w:eastAsia="微软雅黑"/>
-          <w:b w:val="0"/>
-          <w:color w:val="666666"/>
-          <w:sz w:val="20"/>
-        </w:rPr>
         <w:t xml:space="preserve"> ｜ </w:t>
       </w:r>
       <w:r>
@@ -119,7 +102,7 @@
           <w:b w:val="0"/>
           <w:sz w:val="20"/>
         </w:rPr>
-        <w:t>可随时到岗</w:t>
+        <w:t>在职，到岗时间可协商</w:t>
       </w:r>
     </w:p>
     <w:p>
@@ -285,7 +268,7 @@
           <w:b w:val="0"/>
           <w:sz w:val="21"/>
         </w:rPr>
-        <w:t>1 年 测试开发经验（半导体 ATE 上位机 · AI 智能体平台）</w:t>
+        <w:t>1 年+ 测试 / 测试开发经验（软件测试 → 测试开发 → ATE）</w:t>
       </w:r>
     </w:p>
     <w:p>
@@ -326,7 +309,7 @@
           <w:color w:val="666666"/>
           <w:sz w:val="19"/>
         </w:rPr>
-        <w:t xml:space="preserve">（熟练） </w:t>
+        <w:t xml:space="preserve">（主力） </w:t>
       </w:r>
       <w:r>
         <w:rPr>
@@ -358,7 +341,7 @@
           <w:color w:val="666666"/>
           <w:sz w:val="19"/>
         </w:rPr>
-        <w:t xml:space="preserve">（熟练） </w:t>
+        <w:t xml:space="preserve">（主力） </w:t>
       </w:r>
       <w:r>
         <w:rPr>
@@ -366,7 +349,7 @@
           <w:b w:val="0"/>
           <w:sz w:val="21"/>
         </w:rPr>
-        <w:t>Python / Playwright / Selenium / Appium（了解） / Jenkins / CI/CD 流水线</w:t>
+        <w:t>Python / Playwright / Selenium / Jenkins / CI/CD 流水线</w:t>
       </w:r>
     </w:p>
     <w:p>
@@ -390,7 +373,7 @@
           <w:color w:val="666666"/>
           <w:sz w:val="19"/>
         </w:rPr>
-        <w:t xml:space="preserve">（熟练） </w:t>
+        <w:t xml:space="preserve">（实际项目使用） </w:t>
       </w:r>
       <w:r>
         <w:rPr>
@@ -422,7 +405,7 @@
           <w:color w:val="666666"/>
           <w:sz w:val="19"/>
         </w:rPr>
-        <w:t xml:space="preserve">（专项） </w:t>
+        <w:t xml:space="preserve">（专项实践） </w:t>
       </w:r>
       <w:r>
         <w:rPr>
@@ -430,7 +413,7 @@
           <w:b w:val="0"/>
           <w:sz w:val="21"/>
         </w:rPr>
-        <w:t>LLM-to-SQL / Agent Workflow / Tool Calling / 评估集构建 / 评测指标 / Prompt 偏差分析 / Badcase 沉淀</w:t>
+        <w:t>LLM-to-SQL / Agent Workflow / Tool Calling / Badcase 沉淀 / Prompt 偏差分析</w:t>
       </w:r>
     </w:p>
     <w:p>
@@ -454,7 +437,7 @@
           <w:color w:val="666666"/>
           <w:sz w:val="19"/>
         </w:rPr>
-        <w:t xml:space="preserve">（熟练） </w:t>
+        <w:t xml:space="preserve">（当前工作方向） </w:t>
       </w:r>
       <w:r>
         <w:rPr>
@@ -486,7 +469,7 @@
           <w:color w:val="666666"/>
           <w:sz w:val="19"/>
         </w:rPr>
-        <w:t xml:space="preserve">（掌握） </w:t>
+        <w:t xml:space="preserve">（实际项目使用） </w:t>
       </w:r>
       <w:r>
         <w:rPr>
@@ -518,7 +501,7 @@
           <w:color w:val="666666"/>
           <w:sz w:val="19"/>
         </w:rPr>
-        <w:t xml:space="preserve">（掌握） </w:t>
+        <w:t xml:space="preserve">（实际项目使用） </w:t>
       </w:r>
       <w:r>
         <w:rPr>
@@ -550,7 +533,7 @@
           <w:color w:val="666666"/>
           <w:sz w:val="19"/>
         </w:rPr>
-        <w:t xml:space="preserve">（掌握） </w:t>
+        <w:t xml:space="preserve">（实际项目使用） </w:t>
       </w:r>
       <w:r>
         <w:rPr>
@@ -582,7 +565,7 @@
           <w:color w:val="666666"/>
           <w:sz w:val="19"/>
         </w:rPr>
-        <w:t xml:space="preserve">（掌握） </w:t>
+        <w:t xml:space="preserve">（实际项目使用） </w:t>
       </w:r>
       <w:r>
         <w:rPr>
@@ -789,38 +772,6 @@
       <w:pPr>
         <w:keepNext w:val="0"/>
         <w:keepLines/>
-        <w:spacing w:after="40"/>
-        <w:ind w:left="283"/>
-      </w:pPr>
-      <w:r>
-        <w:rPr>
-          <w:rFonts w:ascii="Calibri" w:hAnsi="Calibri" w:eastAsia="微软雅黑"/>
-          <w:b w:val="0"/>
-          <w:sz w:val="20"/>
-        </w:rPr>
-        <w:t xml:space="preserve">▪ </w:t>
-      </w:r>
-      <w:r>
-        <w:rPr>
-          <w:rFonts w:ascii="Calibri" w:hAnsi="Calibri" w:eastAsia="微软雅黑"/>
-          <w:b/>
-          <w:sz w:val="21"/>
-        </w:rPr>
-        <w:t>流程与交付：</w:t>
-      </w:r>
-      <w:r>
-        <w:rPr>
-          <w:rFonts w:ascii="Calibri" w:hAnsi="Calibri" w:eastAsia="微软雅黑"/>
-          <w:b w:val="0"/>
-          <w:sz w:val="21"/>
-        </w:rPr>
-        <w:t>需求评审、用例评审、缺陷跟踪、发布前验证各环节按规范流程执行并留痕；兼容矩阵、版本回归与测试报告归档。</w:t>
-      </w:r>
-    </w:p>
-    <w:p>
-      <w:pPr>
-        <w:keepNext w:val="0"/>
-        <w:keepLines/>
         <w:spacing w:before="100" w:after="20"/>
       </w:pPr>
       <w:r>
@@ -893,7 +844,7 @@
           <w:b w:val="0"/>
           <w:sz w:val="21"/>
         </w:rPr>
-        <w:t>独立设计并执行 1000+ 条功能、接口和回归用例，覆盖四条产品线，回归基线持续维护。</w:t>
+        <w:t>功能、接口与回归用例设计执行，覆盖四条产品线，回归基线持续维护。</w:t>
       </w:r>
     </w:p>
     <w:p>
@@ -957,7 +908,7 @@
           <w:b w:val="0"/>
           <w:sz w:val="21"/>
         </w:rPr>
-        <w:t>基于 MeterSphere 搭建 50+ 核心 API 自动巡检，动态参数、断言、定时任务、钉钉告警配齐，接口回归无需人工值守。</w:t>
+        <w:t>基于 MeterSphere 搭建核心 API 自动巡检，动态参数、断言、定时任务、钉钉告警配齐，接口回归无需人工值守。</w:t>
       </w:r>
     </w:p>
     <w:p>
@@ -1671,7 +1622,7 @@
           <w:b/>
           <w:sz w:val="22"/>
         </w:rPr>
-        <w:t xml:space="preserve">CICC 中金点睛（Text-to-SQL）　</w:t>
+        <w:t xml:space="preserve">中金点睛项目（Text-to-SQL）　</w:t>
       </w:r>
       <w:r>
         <w:rPr>
@@ -1842,7 +1793,7 @@
           <w:color w:val="1A1A1A"/>
           <w:sz w:val="25"/>
         </w:rPr>
-        <w:t>教育 · 荣誉 · 证书</w:t>
+        <w:t>教育</w:t>
       </w:r>
     </w:p>
     <w:p>
@@ -1856,17 +1807,6 @@
           <w:sz w:val="21"/>
         </w:rPr>
         <w:t>湖南涉外经济学院｜软件工程 · 本科｜2022 — 2026</w:t>
-      </w:r>
-    </w:p>
-    <w:p>
-      <w:r>
-        <w:rPr>
-          <w:rFonts w:ascii="Calibri" w:hAnsi="Calibri" w:eastAsia="微软雅黑"/>
-          <w:b w:val="0"/>
-          <w:color w:val="666666"/>
-          <w:sz w:val="19"/>
-        </w:rPr>
-        <w:t>荣誉与证书：校级「优秀共青团员」· 优秀学生干部 · 大学英语四级（CET-4）· 普通话二级乙等 · C1 驾照</w:t>
       </w:r>
     </w:p>
     <w:sectPr>
